--- a/la-marque/대본/3부/08화_Le_SSCP.docx
+++ b/la-marque/대본/3부/08화_Le_SSCP.docx
@@ -68,7 +68,7 @@
         <w:t xml:space="preserve"> </w:t>
       </w:r>
       <w:r>
-        <w:t xml:space="preserve">문서를 쉬운 프랑스어로 다시 쓰기. 레지스트리 6개월 데이터 반영. 가르니에 부인이 낭독 검토자로 와서</w:t>
+        <w:t xml:space="preserve">문서를 쉬운 프랑스어로 다시 쓰기. 레지스트리 6개월 데이터 반영. 베르탱 부인이 낭독 검토자로 와서</w:t>
       </w:r>
       <w:r>
         <w:t xml:space="preserve"> </w:t>
@@ -110,7 +110,7 @@
         <w:t xml:space="preserve"> </w:t>
       </w:r>
       <w:r>
-        <w:t xml:space="preserve">- 등장인물: Clémence, Bastien, Inès, Camille, Julien, Mme Odile Garnier</w:t>
+        <w:t xml:space="preserve">- 등장인물: Clémence, Bastien, Inès, Camille, Julien, Mme Odile Bertin</w:t>
       </w:r>
       <w:r>
         <w:t xml:space="preserve"> </w:t>
@@ -146,7 +146,7 @@
         <w:t xml:space="preserve"> </w:t>
       </w:r>
       <w:r>
-        <w:t xml:space="preserve">- vous/tu: 리안 팀 tu(쥘리앵은 vous), 가르니에 vous(</w:t>
+        <w:t xml:space="preserve">- vous/tu: 리안 팀 tu(쥘리앵은 vous), 베르탱 vous(</w:t>
       </w:r>
       <w:r>
         <w:t xml:space="preserve">“</w:t>
@@ -439,7 +439,7 @@
           <w:bCs/>
           <w:b/>
         </w:rPr>
-        <w:t xml:space="preserve">가르니에(보수 없음·서명 없음, 파브르 동의): 성분 목록을 앞으로, 임신</w:t>
+        <w:t xml:space="preserve">베르탱(보수 없음·서명 없음, 파브르 동의): 성분 목록을 앞으로, 임신</w:t>
       </w:r>
       <w:r>
         <w:rPr>
@@ -637,7 +637,7 @@
           <w:bCs/>
           <w:b/>
         </w:rPr>
-        <w:t xml:space="preserve">→ 가르니에: 10년째 시술, 처음엔 동네 피부관리실(불법인 줄 몰랐음, 작은 멍울 후 파브르에게) — 아무도 말해 주지 않았다,</w:t>
+        <w:t xml:space="preserve">→ 베르탱: 10년째 시술, 처음엔 동네 피부관리실(불법인 줄 몰랐음, 작은 멍울 후 파브르에게) — 아무도 말해 주지 않았다,</w:t>
       </w:r>
       <w:r>
         <w:rPr>
@@ -763,7 +763,7 @@
           <w:bCs/>
           <w:b/>
         </w:rPr>
-        <w:t xml:space="preserve">+ 징후 3(창백/보라색 피부, 강하고 이상한 통증, 시야 이상) → «immédiatement» 굵게(가르니에는 빨간색 요청, 냉장고에)</w:t>
+        <w:t xml:space="preserve">+ 징후 3(창백/보라색 피부, 강하고 이상한 통증, 시야 이상) → «immédiatement» 굵게(베르탱는 빨간색 요청, 냉장고에)</w:t>
       </w:r>
       <w:r>
         <w:t xml:space="preserve"> </w:t>
@@ -807,7 +807,7 @@
           <w:bCs/>
           <w:b/>
         </w:rPr>
-        <w:t xml:space="preserve">). 가르니에 제안: 대기실에서 주사 전 배포(사본 40센트, 5천 명 2천 유로) → 의사 교육에</w:t>
+        <w:t xml:space="preserve">). 베르탱 제안: 대기실에서 주사 전 배포(사본 40센트, 5천 명 2천 유로) → 의사 교육에</w:t>
       </w:r>
       <w:r>
         <w:rPr>
@@ -1207,15 +1207,15 @@
         <w:pStyle w:val="BodyText"/>
       </w:pPr>
       <w:r>
-        <w:t xml:space="preserve">CLEMENCE: J’y ai pensé. J’ai écrit à madame Garnier vendredi. Elle arrive à dix heures.</w:t>
-      </w:r>
-    </w:p>
-    <w:p>
-      <w:pPr>
-        <w:pStyle w:val="BodyText"/>
-      </w:pPr>
-      <w:r>
-        <w:t xml:space="preserve">BASTIEN: Madame Garnier ? La patiente de la démonstration ? C’est autorisé ?</w:t>
+        <w:t xml:space="preserve">CLEMENCE: J’y ai pensé. J’ai écrit à madame Bertin vendredi. Elle arrive à dix heures.</w:t>
+      </w:r>
+    </w:p>
+    <w:p>
+      <w:pPr>
+        <w:pStyle w:val="BodyText"/>
+      </w:pPr>
+      <w:r>
+        <w:t xml:space="preserve">BASTIEN: Madame Bertin ? La patiente de la démonstration ? C’est autorisé ?</w:t>
       </w:r>
     </w:p>
     <w:p>
@@ -1275,13 +1275,13 @@
       </w:r>
     </w:p>
     <w:bookmarkEnd w:id="22"/>
-    <w:bookmarkStart w:id="23" w:name="장면2-오전-10시-같은-사무실-가르니에-부인의-독서"/>
+    <w:bookmarkStart w:id="23" w:name="장면2-오전-10시-같은-사무실-베르탱-부인의-독서"/>
     <w:p>
       <w:pPr>
         <w:pStyle w:val="Heading3"/>
       </w:pPr>
       <w:r>
-        <w:t xml:space="preserve">장면2 — 오전 10시, 같은 사무실 — 가르니에 부인의 독서</w:t>
+        <w:t xml:space="preserve">장면2 — 오전 10시, 같은 사무실 — 베르탱 부인의 독서</w:t>
       </w:r>
     </w:p>
     <w:p>
@@ -1289,23 +1289,23 @@
         <w:pStyle w:val="FirstParagraph"/>
       </w:pPr>
       <w:r>
-        <w:t xml:space="preserve">GARNIER: Bonjour. On m’a promis un texte à lire et du café. Je commence par le café.</w:t>
-      </w:r>
-    </w:p>
-    <w:p>
-      <w:pPr>
-        <w:pStyle w:val="BodyText"/>
-      </w:pPr>
-      <w:r>
-        <w:t xml:space="preserve">CLEMENCE: Merci d’être venue, madame Garnier. Lisez à voix haute, et arrêtez-vous dès qu’un mot vous gêne.</w:t>
-      </w:r>
-    </w:p>
-    <w:p>
-      <w:pPr>
-        <w:pStyle w:val="BodyText"/>
-      </w:pPr>
-      <w:r>
-        <w:t xml:space="preserve">GARNIER: Dès qu’un mot me gêne. Vous allez regretter cette phrase.</w:t>
+        <w:t xml:space="preserve">BERTIN: Bonjour. On m’a promis un texte à lire et du café. Je commence par le café.</w:t>
+      </w:r>
+    </w:p>
+    <w:p>
+      <w:pPr>
+        <w:pStyle w:val="BodyText"/>
+      </w:pPr>
+      <w:r>
+        <w:t xml:space="preserve">CLEMENCE: Merci d’être venue, madame Bertin. Lisez à voix haute, et arrêtez-vous dès qu’un mot vous gêne.</w:t>
+      </w:r>
+    </w:p>
+    <w:p>
+      <w:pPr>
+        <w:pStyle w:val="BodyText"/>
+      </w:pPr>
+      <w:r>
+        <w:t xml:space="preserve">BERTIN: Dès qu’un mot me gêne. Vous allez regretter cette phrase.</w:t>
       </w:r>
     </w:p>
     <w:p>
@@ -1321,7 +1321,7 @@
         <w:pStyle w:val="BodyText"/>
       </w:pPr>
       <w:r>
-        <w:t xml:space="preserve">GARNIER: « À quoi sert ce produit ? À combler des rides et redonner du volume. » Ça, je comprends.</w:t>
+        <w:t xml:space="preserve">BERTIN: « À quoi sert ce produit ? À combler des rides et redonner du volume. » Ça, je comprends.</w:t>
       </w:r>
     </w:p>
     <w:p>
@@ -1337,7 +1337,7 @@
         <w:pStyle w:val="BodyText"/>
       </w:pPr>
       <w:r>
-        <w:t xml:space="preserve">GARNIER: « Qui ne doit pas l’utiliser ? Les personnes allergiques aux composants. » Lesquels ? Je ne sais pas.</w:t>
+        <w:t xml:space="preserve">BERTIN: « Qui ne doit pas l’utiliser ? Les personnes allergiques aux composants. » Lesquels ? Je ne sais pas.</w:t>
       </w:r>
     </w:p>
     <w:p>
@@ -1353,7 +1353,7 @@
         <w:pStyle w:val="BodyText"/>
       </w:pPr>
       <w:r>
-        <w:t xml:space="preserve">GARNIER: Et les femmes enceintes ? Ma fille attend un bébé. Elle voulait se faire injecter les lèvres avant l’été.</w:t>
+        <w:t xml:space="preserve">BERTIN: Et les femmes enceintes ? Ma fille attend un bébé. Elle voulait se faire injecter les lèvres avant l’été.</w:t>
       </w:r>
     </w:p>
     <w:p>
@@ -1369,7 +1369,7 @@
         <w:pStyle w:val="BodyText"/>
       </w:pPr>
       <w:r>
-        <w:t xml:space="preserve">GARNIER: Alors écrivez : « pas étudié, donc pas pendant la grossesse ». J’envoie ça à ma fille.</w:t>
+        <w:t xml:space="preserve">BERTIN: Alors écrivez : « pas étudié, donc pas pendant la grossesse ». J’envoie ça à ma fille.</w:t>
       </w:r>
     </w:p>
     <w:p>
@@ -1393,7 +1393,7 @@
         <w:pStyle w:val="BodyText"/>
       </w:pPr>
       <w:r>
-        <w:t xml:space="preserve">GARNIER: Page six, dans un tableau ? Personne n’arrive à la page six, mon petit.</w:t>
+        <w:t xml:space="preserve">BERTIN: Page six, dans un tableau ? Personne n’arrive à la page six, mon petit.</w:t>
       </w:r>
     </w:p>
     <w:p>
@@ -1417,7 +1417,7 @@
         <w:pStyle w:val="BodyText"/>
       </w:pPr>
       <w:r>
-        <w:t xml:space="preserve">GARNIER: Voilà. Ce sont les questions qu’on pose en salle d’attente. Pas « caractéristiques de performance ».</w:t>
+        <w:t xml:space="preserve">BERTIN: Voilà. Ce sont les questions qu’on pose en salle d’attente. Pas « caractéristiques de performance ».</w:t>
       </w:r>
     </w:p>
     <w:p>
@@ -1449,7 +1449,7 @@
         <w:pStyle w:val="BodyText"/>
       </w:pPr>
       <w:r>
-        <w:t xml:space="preserve">GARNIER: Je continue. « Combien de temps dure l’effet ? Douze mois en moyenne, dans l’étude du gel équivalent. » Mais c’est quoi, exactement, un gel équivalent ? Je ne suis sûrement pas la seule à ne pas comprendre.</w:t>
+        <w:t xml:space="preserve">BERTIN: Je continue. « Combien de temps dure l’effet ? Douze mois en moyenne, dans l’étude du gel équivalent. » Mais c’est quoi, exactement, un gel équivalent ? Je ne suis sûrement pas la seule à ne pas comprendre.</w:t>
       </w:r>
     </w:p>
     <w:p>
@@ -1465,7 +1465,7 @@
         <w:pStyle w:val="BodyText"/>
       </w:pPr>
       <w:r>
-        <w:t xml:space="preserve">GARNIER: Donc vous n’avez pas encore d’étude avec votre gel à vous ?</w:t>
+        <w:t xml:space="preserve">BERTIN: Donc vous n’avez pas encore d’étude avec votre gel à vous ?</w:t>
       </w:r>
     </w:p>
     <w:p>
@@ -1481,7 +1481,7 @@
         <w:pStyle w:val="BodyText"/>
       </w:pPr>
       <w:r>
-        <w:t xml:space="preserve">GARNIER: Non, arrivée trop tard. Mais écrivez : « l’étude de notre propre gel est en cours ».</w:t>
+        <w:t xml:space="preserve">BERTIN: Non, arrivée trop tard. Mais écrivez : « l’étude de notre propre gel est en cours ».</w:t>
       </w:r>
     </w:p>
     <w:p>
@@ -1513,7 +1513,7 @@
         <w:pStyle w:val="BodyText"/>
       </w:pPr>
       <w:r>
-        <w:t xml:space="preserve">GARNIER: Bien. Page suivante. Les effets indésirables. Je prends mes lunettes.</w:t>
+        <w:t xml:space="preserve">BERTIN: Bien. Page suivante. Les effets indésirables. Je prends mes lunettes.</w:t>
       </w:r>
     </w:p>
     <w:p>
@@ -1539,7 +1539,7 @@
         <w:pStyle w:val="FirstParagraph"/>
       </w:pPr>
       <w:r>
-        <w:t xml:space="preserve">GARNIER: « Quatre personnes sur dix ont un gonflement. » Très clair. « Deux sur cent, une petite boule. » Clair aussi.</w:t>
+        <w:t xml:space="preserve">BERTIN: « Quatre personnes sur dix ont un gonflement. » Très clair. « Deux sur cent, une petite boule. » Clair aussi.</w:t>
       </w:r>
     </w:p>
     <w:p>
@@ -1555,7 +1555,7 @@
         <w:pStyle w:val="BodyText"/>
       </w:pPr>
       <w:r>
-        <w:t xml:space="preserve">GARNIER: « Très rarement, le gel peut boucher un vaisseau sanguin. Cela peut abîmer la peau, ou, de façon exceptionnelle, entraîner une perte de la vue. »</w:t>
+        <w:t xml:space="preserve">BERTIN: « Très rarement, le gel peut boucher un vaisseau sanguin. Cela peut abîmer la peau, ou, de façon exceptionnelle, entraîner une perte de la vue. »</w:t>
       </w:r>
     </w:p>
     <w:p>
@@ -1587,7 +1587,7 @@
         <w:pStyle w:val="BodyText"/>
       </w:pPr>
       <w:r>
-        <w:t xml:space="preserve">GARNIER: Excusez-moi. Je peux dire quelque chose ?</w:t>
+        <w:t xml:space="preserve">BERTIN: Excusez-moi. Je peux dire quelque chose ?</w:t>
       </w:r>
     </w:p>
     <w:p>
@@ -1603,7 +1603,7 @@
         <w:pStyle w:val="BodyText"/>
       </w:pPr>
       <w:r>
-        <w:t xml:space="preserve">GARNIER: Je me fais injecter depuis dix ans. Je ne savais pas. Personne ne me l’a jamais dit. Ni ma première esthéticienne, ni le premier médecin. Le docteur Fabre, peut-être, mais je n’écoutais pas.</w:t>
+        <w:t xml:space="preserve">BERTIN: Je me fais injecter depuis dix ans. Je ne savais pas. Personne ne me l’a jamais dit. Ni ma première esthéticienne, ni le premier médecin. Le docteur Fabre, peut-être, mais je n’écoutais pas.</w:t>
       </w:r>
     </w:p>
     <w:p>
@@ -1619,7 +1619,7 @@
         <w:pStyle w:val="BodyText"/>
       </w:pPr>
       <w:r>
-        <w:t xml:space="preserve">GARNIER: Il y a dix ans, oui, dans un institut près de chez moi. Je ne savais pas que c’était interdit. C’est seulement après une petite boule que je suis allée chez le docteur Fabre.</w:t>
+        <w:t xml:space="preserve">BERTIN: Il y a dix ans, oui, dans un institut près de chez moi. Je ne savais pas que c’était interdit. C’est seulement après une petite boule que je suis allée chez le docteur Fabre.</w:t>
       </w:r>
     </w:p>
     <w:p>
@@ -1635,7 +1635,7 @@
         <w:pStyle w:val="BodyText"/>
       </w:pPr>
       <w:r>
-        <w:t xml:space="preserve">GARNIER: Non. Mais je poserai des questions. Je préfère l’apprendre par un papier que par un accident.</w:t>
+        <w:t xml:space="preserve">BERTIN: Non. Mais je poserai des questions. Je préfère l’apprendre par un papier que par un accident.</w:t>
       </w:r>
     </w:p>
     <w:p>
@@ -1659,7 +1659,7 @@
         <w:pStyle w:val="BodyText"/>
       </w:pPr>
       <w:r>
-        <w:t xml:space="preserve">GARNIER: Et quels signes ? Moi, je dois surveiller quoi, le soir, à la maison ?</w:t>
+        <w:t xml:space="preserve">BERTIN: Et quels signes ? Moi, je dois surveiller quoi, le soir, à la maison ?</w:t>
       </w:r>
     </w:p>
     <w:p>
@@ -1675,7 +1675,7 @@
         <w:pStyle w:val="BodyText"/>
       </w:pPr>
       <w:r>
-        <w:t xml:space="preserve">GARNIER: Voilà. Ça, c’est une phrase utile. Ça, je le mets sur mon frigo.</w:t>
+        <w:t xml:space="preserve">BERTIN: Voilà. Ça, c’est une phrase utile. Ça, je le mets sur mon frigo.</w:t>
       </w:r>
     </w:p>
     <w:p>
@@ -1707,7 +1707,7 @@
         <w:pStyle w:val="BodyText"/>
       </w:pPr>
       <w:r>
-        <w:t xml:space="preserve">GARNIER: Mettez-le en rouge, si vous pouvez. Les gens de mon âge voient mieux le rouge.</w:t>
+        <w:t xml:space="preserve">BERTIN: Mettez-le en rouge, si vous pouvez. Les gens de mon âge voient mieux le rouge.</w:t>
       </w:r>
     </w:p>
     <w:p>
@@ -1723,15 +1723,15 @@
         <w:pStyle w:val="BodyText"/>
       </w:pPr>
       <w:r>
-        <w:t xml:space="preserve">CLEMENCE: Madame Garnier, vous avez fait en une heure ce que nous n’avions pas fait en six mois.</w:t>
-      </w:r>
-    </w:p>
-    <w:p>
-      <w:pPr>
-        <w:pStyle w:val="BodyText"/>
-      </w:pPr>
-      <w:r>
-        <w:t xml:space="preserve">GARNIER: J’ai fait ce que je faisais au guichet pendant trente ans, madame. Je lisais les formulaires à voix haute, lentement, et je regardais le moment exact où les gens fronçaient les sourcils. Votre texte, c’est pareil. Il suffit de regarder.</w:t>
+        <w:t xml:space="preserve">CLEMENCE: Madame Bertin, vous avez fait en une heure ce que nous n’avions pas fait en six mois.</w:t>
+      </w:r>
+    </w:p>
+    <w:p>
+      <w:pPr>
+        <w:pStyle w:val="BodyText"/>
+      </w:pPr>
+      <w:r>
+        <w:t xml:space="preserve">BERTIN: J’ai fait ce que je faisais au guichet pendant trente ans, madame. Je lisais les formulaires à voix haute, lentement, et je regardais le moment exact où les gens fronçaient les sourcils. Votre texte, c’est pareil. Il suffit de regarder.</w:t>
       </w:r>
     </w:p>
     <w:bookmarkEnd w:id="24"/>
@@ -1789,7 +1789,7 @@
         <w:pStyle w:val="BodyText"/>
       </w:pPr>
       <w:r>
-        <w:t xml:space="preserve">CLEMENCE: Madame Garnier a demandé une copie pour sa fille. Et une pour son médecin.</w:t>
+        <w:t xml:space="preserve">CLEMENCE: Madame Bertin a demandé une copie pour sa fille. Et une pour son médecin.</w:t>
       </w:r>
     </w:p>
     <w:p>
@@ -1853,7 +1853,7 @@
         <w:pStyle w:val="BodyText"/>
       </w:pPr>
       <w:r>
-        <w:t xml:space="preserve">INES: Et sur le frigo de madame Garnier, il y a maintenant trois signes et un mot en gras.</w:t>
+        <w:t xml:space="preserve">INES: Et sur le frigo de madame Bertin, il y a maintenant trois signes et un mot en gras.</w:t>
       </w:r>
     </w:p>
     <w:p>
@@ -3959,15 +3959,15 @@
         <w:pStyle w:val="BodyText"/>
       </w:pPr>
       <w:r>
-        <w:t xml:space="preserve">클레망스: 나도 그 생각 했어. 금요일에 가르니에 부인께 편지를 썼어. 10시에 오셔.</w:t>
-      </w:r>
-    </w:p>
-    <w:p>
-      <w:pPr>
-        <w:pStyle w:val="BodyText"/>
-      </w:pPr>
-      <w:r>
-        <w:t xml:space="preserve">바스티앵: 가르니에 부인? 시연 때 환자? 그래도 돼?</w:t>
+        <w:t xml:space="preserve">클레망스: 나도 그 생각 했어. 금요일에 베르탱 부인께 편지를 썼어. 10시에 오셔.</w:t>
+      </w:r>
+    </w:p>
+    <w:p>
+      <w:pPr>
+        <w:pStyle w:val="BodyText"/>
+      </w:pPr>
+      <w:r>
+        <w:t xml:space="preserve">바스티앵: 베르탱 부인? 시연 때 환자? 그래도 돼?</w:t>
       </w:r>
     </w:p>
     <w:p>
@@ -4027,13 +4027,13 @@
       </w:r>
     </w:p>
     <w:bookmarkEnd w:id="34"/>
-    <w:bookmarkStart w:id="35" w:name="장면2-오전-10시-같은-사무실-가르니에-부인의-독서-1"/>
+    <w:bookmarkStart w:id="35" w:name="장면2-오전-10시-같은-사무실-베르탱-부인의-독서-1"/>
     <w:p>
       <w:pPr>
         <w:pStyle w:val="Heading3"/>
       </w:pPr>
       <w:r>
-        <w:t xml:space="preserve">장면2 — 오전 10시, 같은 사무실 — 가르니에 부인의 독서</w:t>
+        <w:t xml:space="preserve">장면2 — 오전 10시, 같은 사무실 — 베르탱 부인의 독서</w:t>
       </w:r>
     </w:p>
     <w:p>
@@ -4041,23 +4041,23 @@
         <w:pStyle w:val="FirstParagraph"/>
       </w:pPr>
       <w:r>
-        <w:t xml:space="preserve">가르니에: 안녕하세요. 읽을 글이랑 커피가 있다고 들었어요. 커피부터 시작할게요.</w:t>
-      </w:r>
-    </w:p>
-    <w:p>
-      <w:pPr>
-        <w:pStyle w:val="BodyText"/>
-      </w:pPr>
-      <w:r>
-        <w:t xml:space="preserve">클레망스: 와 주셔서 감사해요, 가르니에 부인. 소리 내어 읽으시고, 거슬리는 단어가 나오면 바로 멈춰 주세요.</w:t>
-      </w:r>
-    </w:p>
-    <w:p>
-      <w:pPr>
-        <w:pStyle w:val="BodyText"/>
-      </w:pPr>
-      <w:r>
-        <w:t xml:space="preserve">가르니에: 거슬리는 단어가 나오면. 그 말 후회하실 거예요.</w:t>
+        <w:t xml:space="preserve">베르탱: 안녕하세요. 읽을 글이랑 커피가 있다고 들었어요. 커피부터 시작할게요.</w:t>
+      </w:r>
+    </w:p>
+    <w:p>
+      <w:pPr>
+        <w:pStyle w:val="BodyText"/>
+      </w:pPr>
+      <w:r>
+        <w:t xml:space="preserve">클레망스: 와 주셔서 감사해요, 베르탱 부인. 소리 내어 읽으시고, 거슬리는 단어가 나오면 바로 멈춰 주세요.</w:t>
+      </w:r>
+    </w:p>
+    <w:p>
+      <w:pPr>
+        <w:pStyle w:val="BodyText"/>
+      </w:pPr>
+      <w:r>
+        <w:t xml:space="preserve">베르탱: 거슬리는 단어가 나오면. 그 말 후회하실 거예요.</w:t>
       </w:r>
     </w:p>
     <w:p>
@@ -4073,7 +4073,7 @@
         <w:pStyle w:val="BodyText"/>
       </w:pPr>
       <w:r>
-        <w:t xml:space="preserve">가르니에: 「이 제품은 무엇에 쓰나요? 주름을 채우고 얼굴에 볼륨을 되찾아 줍니다.」 이건 알겠어요.</w:t>
+        <w:t xml:space="preserve">베르탱: 「이 제품은 무엇에 쓰나요? 주름을 채우고 얼굴에 볼륨을 되찾아 줍니다.」 이건 알겠어요.</w:t>
       </w:r>
     </w:p>
     <w:p>
@@ -4089,7 +4089,7 @@
         <w:pStyle w:val="BodyText"/>
       </w:pPr>
       <w:r>
-        <w:t xml:space="preserve">가르니에: 「누가 사용하면 안 되나요? 성분에 알레르기가 있는 사람.」 어떤 성분이요? 뭐가 들었는지 모르겠어요.</w:t>
+        <w:t xml:space="preserve">베르탱: 「누가 사용하면 안 되나요? 성분에 알레르기가 있는 사람.」 어떤 성분이요? 뭐가 들었는지 모르겠어요.</w:t>
       </w:r>
     </w:p>
     <w:p>
@@ -4105,7 +4105,7 @@
         <w:pStyle w:val="BodyText"/>
       </w:pPr>
       <w:r>
-        <w:t xml:space="preserve">가르니에: 임신한 여성은요? 우리 딸이 아기를 가졌어요. 여름 전에 입술 주사를 맞고 싶어 했어요.</w:t>
+        <w:t xml:space="preserve">베르탱: 임신한 여성은요? 우리 딸이 아기를 가졌어요. 여름 전에 입술 주사를 맞고 싶어 했어요.</w:t>
       </w:r>
     </w:p>
     <w:p>
@@ -4121,7 +4121,7 @@
         <w:pStyle w:val="BodyText"/>
       </w:pPr>
       <w:r>
-        <w:t xml:space="preserve">가르니에: 그럼 이렇게 쓰세요. 「연구되지 않았으니, 임신 중엔 안 됨.」 오늘 저녁 딸에게 보낼게요.</w:t>
+        <w:t xml:space="preserve">베르탱: 그럼 이렇게 쓰세요. 「연구되지 않았으니, 임신 중엔 안 됨.」 오늘 저녁 딸에게 보낼게요.</w:t>
       </w:r>
     </w:p>
     <w:p>
@@ -4145,7 +4145,7 @@
         <w:pStyle w:val="BodyText"/>
       </w:pPr>
       <w:r>
-        <w:t xml:space="preserve">가르니에: 6쪽, 표 안에요? 아무도 6쪽까지 안 가요, 젊은이.</w:t>
+        <w:t xml:space="preserve">베르탱: 6쪽, 표 안에요? 아무도 6쪽까지 안 가요, 젊은이.</w:t>
       </w:r>
     </w:p>
     <w:p>
@@ -4169,7 +4169,7 @@
         <w:pStyle w:val="BodyText"/>
       </w:pPr>
       <w:r>
-        <w:t xml:space="preserve">가르니에: 그거예요. 대기실에서 하는 질문들이에요. 「성능 특성」이 아니라.</w:t>
+        <w:t xml:space="preserve">베르탱: 그거예요. 대기실에서 하는 질문들이에요. 「성능 특성」이 아니라.</w:t>
       </w:r>
     </w:p>
     <w:p>
@@ -4201,7 +4201,7 @@
         <w:pStyle w:val="BodyText"/>
       </w:pPr>
       <w:r>
-        <w:t xml:space="preserve">가르니에: 계속할게요. 「효과는 얼마나 지속되나요? 동등 젤 연구에서 평균 12개월.」 그런데 동등 젤이 정확히 뭐예요? 이해 못 하는 사람이 저만은 아닐 거예요.</w:t>
+        <w:t xml:space="preserve">베르탱: 계속할게요. 「효과는 얼마나 지속되나요? 동등 젤 연구에서 평균 12개월.」 그런데 동등 젤이 정확히 뭐예요? 이해 못 하는 사람이 저만은 아닐 거예요.</w:t>
       </w:r>
     </w:p>
     <w:p>
@@ -4217,7 +4217,7 @@
         <w:pStyle w:val="BodyText"/>
       </w:pPr>
       <w:r>
-        <w:t xml:space="preserve">가르니에: 그러니까 여러분 젤로 한 연구는 아직 없다는 거죠?</w:t>
+        <w:t xml:space="preserve">베르탱: 그러니까 여러분 젤로 한 연구는 아직 없다는 거죠?</w:t>
       </w:r>
     </w:p>
     <w:p>
@@ -4233,7 +4233,7 @@
         <w:pStyle w:val="BodyText"/>
       </w:pPr>
       <w:r>
-        <w:t xml:space="preserve">가르니에: 아니요, 너무 늦게 왔어요. 그래도 써 주세요. 「우리 젤 자체의 연구는 진행 중입니다.」</w:t>
+        <w:t xml:space="preserve">베르탱: 아니요, 너무 늦게 왔어요. 그래도 써 주세요. 「우리 젤 자체의 연구는 진행 중입니다.」</w:t>
       </w:r>
     </w:p>
     <w:p>
@@ -4265,7 +4265,7 @@
         <w:pStyle w:val="BodyText"/>
       </w:pPr>
       <w:r>
-        <w:t xml:space="preserve">가르니에: 좋아요. 다음 쪽. 이상 반응. 안경 쓸게요.</w:t>
+        <w:t xml:space="preserve">베르탱: 좋아요. 다음 쪽. 이상 반응. 안경 쓸게요.</w:t>
       </w:r>
     </w:p>
     <w:p>
@@ -4291,7 +4291,7 @@
         <w:pStyle w:val="FirstParagraph"/>
       </w:pPr>
       <w:r>
-        <w:t xml:space="preserve">가르니에: 「열 명 중 네 명에게 붓기가 생깁니다.」 아주 분명해요. 「100명 중 2명, 작은 멍울.」 이것도 분명하고요.</w:t>
+        <w:t xml:space="preserve">베르탱: 「열 명 중 네 명에게 붓기가 생깁니다.」 아주 분명해요. 「100명 중 2명, 작은 멍울.」 이것도 분명하고요.</w:t>
       </w:r>
     </w:p>
     <w:p>
@@ -4307,7 +4307,7 @@
         <w:pStyle w:val="BodyText"/>
       </w:pPr>
       <w:r>
-        <w:t xml:space="preserve">가르니에: 「아주 드물게, 젤이 혈관을 막을 수 있습니다. 피부가 손상되거나, 예외적으로 시력을 잃을 수 있습니다.」</w:t>
+        <w:t xml:space="preserve">베르탱: 「아주 드물게, 젤이 혈관을 막을 수 있습니다. 피부가 손상되거나, 예외적으로 시력을 잃을 수 있습니다.」</w:t>
       </w:r>
     </w:p>
     <w:p>
@@ -4339,7 +4339,7 @@
         <w:pStyle w:val="BodyText"/>
       </w:pPr>
       <w:r>
-        <w:t xml:space="preserve">가르니에: 실례지만, 한마디 해도 될까요?</w:t>
+        <w:t xml:space="preserve">베르탱: 실례지만, 한마디 해도 될까요?</w:t>
       </w:r>
     </w:p>
     <w:p>
@@ -4355,7 +4355,7 @@
         <w:pStyle w:val="BodyText"/>
       </w:pPr>
       <w:r>
-        <w:t xml:space="preserve">가르니에: 저 10년째 주사를 맞고 있어요. 몰랐어요. 아무도 말해 주지 않았어요. 첫 피부관리사도, 첫 의사도. 파브르 선생님은 말씀하셨을지도 모르지만, 제가 안 들었어요.</w:t>
+        <w:t xml:space="preserve">베르탱: 저 10년째 주사를 맞고 있어요. 몰랐어요. 아무도 말해 주지 않았어요. 첫 피부관리사도, 첫 의사도. 파브르 선생님은 말씀하셨을지도 모르지만, 제가 안 들었어요.</w:t>
       </w:r>
     </w:p>
     <w:p>
@@ -4371,7 +4371,7 @@
         <w:pStyle w:val="BodyText"/>
       </w:pPr>
       <w:r>
-        <w:t xml:space="preserve">가르니에: 10년 전에요, 네, 집 근처 관리실에서. 불법인 줄 몰랐어요. 작은 멍울이 생기고 나서야 파브르 선생님께 갔어요.</w:t>
+        <w:t xml:space="preserve">베르탱: 10년 전에요, 네, 집 근처 관리실에서. 불법인 줄 몰랐어요. 작은 멍울이 생기고 나서야 파브르 선생님께 갔어요.</w:t>
       </w:r>
     </w:p>
     <w:p>
@@ -4387,7 +4387,7 @@
         <w:pStyle w:val="BodyText"/>
       </w:pPr>
       <w:r>
-        <w:t xml:space="preserve">가르니에: 아니요. 하지만 질문은 할 거예요. 사고로 아는 것보다 종이로 아는 게 나아요.</w:t>
+        <w:t xml:space="preserve">베르탱: 아니요. 하지만 질문은 할 거예요. 사고로 아는 것보다 종이로 아는 게 나아요.</w:t>
       </w:r>
     </w:p>
     <w:p>
@@ -4411,7 +4411,7 @@
         <w:pStyle w:val="BodyText"/>
       </w:pPr>
       <w:r>
-        <w:t xml:space="preserve">가르니에: 어떤 징후요? 저는 저녁에 집에서 뭘 살펴봐야 해요?</w:t>
+        <w:t xml:space="preserve">베르탱: 어떤 징후요? 저는 저녁에 집에서 뭘 살펴봐야 해요?</w:t>
       </w:r>
     </w:p>
     <w:p>
@@ -4427,7 +4427,7 @@
         <w:pStyle w:val="BodyText"/>
       </w:pPr>
       <w:r>
-        <w:t xml:space="preserve">가르니에: 그거예요. 그게 쓸모 있는 문장이에요. 그건 냉장고에 붙일래요.</w:t>
+        <w:t xml:space="preserve">베르탱: 그거예요. 그게 쓸모 있는 문장이에요. 그건 냉장고에 붙일래요.</w:t>
       </w:r>
     </w:p>
     <w:p>
@@ -4459,7 +4459,7 @@
         <w:pStyle w:val="BodyText"/>
       </w:pPr>
       <w:r>
-        <w:t xml:space="preserve">가르니에: 할 수 있으면 빨간색으로 해 주세요. 제 나이 사람들은 빨간색이 더 잘 보여요.</w:t>
+        <w:t xml:space="preserve">베르탱: 할 수 있으면 빨간색으로 해 주세요. 제 나이 사람들은 빨간색이 더 잘 보여요.</w:t>
       </w:r>
     </w:p>
     <w:p>
@@ -4475,15 +4475,15 @@
         <w:pStyle w:val="BodyText"/>
       </w:pPr>
       <w:r>
-        <w:t xml:space="preserve">클레망스: 가르니에 부인, 저희가 여섯 달 동안 못 한 걸 한 시간 만에 해 주셨어요.</w:t>
-      </w:r>
-    </w:p>
-    <w:p>
-      <w:pPr>
-        <w:pStyle w:val="BodyText"/>
-      </w:pPr>
-      <w:r>
-        <w:t xml:space="preserve">가르니에: 30년 동안 창구에서 하던 걸 했을 뿐이에요. 서류를 천천히 소리 내어 읽고, 사람들이 미간을 찌푸리는 바로 그 순간을 봤죠. 이 글도 똑같아요. 보기만 하면 돼요.</w:t>
+        <w:t xml:space="preserve">클레망스: 베르탱 부인, 저희가 여섯 달 동안 못 한 걸 한 시간 만에 해 주셨어요.</w:t>
+      </w:r>
+    </w:p>
+    <w:p>
+      <w:pPr>
+        <w:pStyle w:val="BodyText"/>
+      </w:pPr>
+      <w:r>
+        <w:t xml:space="preserve">베르탱: 30년 동안 창구에서 하던 걸 했을 뿐이에요. 서류를 천천히 소리 내어 읽고, 사람들이 미간을 찌푸리는 바로 그 순간을 봤죠. 이 글도 똑같아요. 보기만 하면 돼요.</w:t>
       </w:r>
     </w:p>
     <w:bookmarkEnd w:id="36"/>
@@ -4541,7 +4541,7 @@
         <w:pStyle w:val="BodyText"/>
       </w:pPr>
       <w:r>
-        <w:t xml:space="preserve">클레망스: 가르니에 부인이 따님 것 하나, 주치의 것 하나, 사본을 부탁하셨어.</w:t>
+        <w:t xml:space="preserve">클레망스: 베르탱 부인이 따님 것 하나, 주치의 것 하나, 사본을 부탁하셨어.</w:t>
       </w:r>
     </w:p>
     <w:p>
@@ -4605,7 +4605,7 @@
         <w:pStyle w:val="BodyText"/>
       </w:pPr>
       <w:r>
-        <w:t xml:space="preserve">이네스: 그리고 가르니에 부인 냉장고엔 이제 징후 셋과 굵은 단어 하나가 붙어 있겠네.</w:t>
+        <w:t xml:space="preserve">이네스: 그리고 베르탱 부인 냉장고엔 이제 징후 셋과 굵은 단어 하나가 붙어 있겠네.</w:t>
       </w:r>
     </w:p>
     <w:p>
